--- a/docs/decisions/전지소재 업무 내용 확인 요청.docx
+++ b/docs/decisions/전지소재 업무 내용 확인 요청.docx
@@ -14,7 +14,7 @@
           <w:sz w:val="36"/>
           <w:szCs w:val="36"/>
         </w:rPr>
-        <w:t xml:space="preserve">전지소재(황산니켈·수산화리튬) 업무 내용 확인 요청</w:t>
+        <w:t xml:space="preserve">전지소재(황산니켈) 업무 내용 확인 요청</w:t>
       </w:r>
     </w:p>
     <w:p>
@@ -870,7 +870,7 @@
                 <w:sz w:val="20"/>
                 <w:szCs w:val="20"/>
               </w:rPr>
-              <w:t xml:space="preserve">셋을 찾았습니다. 숨기지 않고 함께 여쭙습니다</w:t>
+              <w:t xml:space="preserve">셋을 찾았습니다 — 그중 하나는 사업 배치가 틀린 것으로 보입니다</w:t>
             </w:r>
           </w:p>
         </w:tc>
@@ -2134,7 +2134,7 @@
                 <w:sz w:val="20"/>
                 <w:szCs w:val="20"/>
               </w:rPr>
-              <w:t xml:space="preserve">황산니켈과 수산화리튬이 서로 다른 동인을 탑니까</w:t>
+              <w:t xml:space="preserve">이 사업이 황산니켈 하나라면 그것 기준으로 답해 주십시오 (리튬은 2.1 참고)</w:t>
             </w:r>
           </w:p>
         </w:tc>
@@ -2193,7 +2193,7 @@
           <w:sz w:val="24"/>
           <w:szCs w:val="24"/>
         </w:rPr>
-        <w:t xml:space="preserve">2.1  수산화리튬을 만드는데 리튬이 안 들어갑니다</w:t>
+        <w:t xml:space="preserve">2.1  수산화리튬을 여기 넣은 것 자체가 잘못으로 보입니다</w:t>
       </w:r>
     </w:p>
     <w:p>
@@ -2236,7 +2236,269 @@
           <w:sz w:val="20"/>
           <w:szCs w:val="20"/>
         </w:rPr>
-        <w:t xml:space="preserve">리튬 원료가 없습니다. 저희가 잘못 넣은 것으로 보입니다.</w:t>
+        <w:t xml:space="preserve">리튬 원료가 없습니다.</w:t>
+      </w:r>
+    </w:p>
+    <w:p>
+      <w:pPr>
+        <w:spacing w:after="120"/>
+      </w:pPr>
+      <w:r>
+        <w:rPr>
+          <w:rFonts w:ascii="맑은 고딕" w:cs="맑은 고딕" w:eastAsia="맑은 고딕" w:hAnsi="맑은 고딕"/>
+          <w:sz w:val="20"/>
+          <w:szCs w:val="20"/>
+        </w:rPr>
+        <w:t xml:space="preserve">여쭙는 과정에서 알려 주셨습니다 — 리튬은 원료로 사 넣는 것이 아니라, 리사이클링 원료인 Black Mass(폐배터리 파쇄분)에서 뽑는다는 것입니다. 그렇다면 이것은 배합을 고칠 문제가 아니라 사업이 다른 문제입니다.</w:t>
+      </w:r>
+    </w:p>
+    <w:tbl>
+      <w:tblPr>
+        <w:tblW w:type="dxa" w:w="9026"/>
+        <w:tblBorders>
+          <w:top w:val="single" w:color="auto" w:sz="4"/>
+          <w:left w:val="single" w:color="auto" w:sz="4"/>
+          <w:bottom w:val="single" w:color="auto" w:sz="4"/>
+          <w:right w:val="single" w:color="auto" w:sz="4"/>
+          <w:insideH w:val="single" w:color="auto" w:sz="4"/>
+          <w:insideV w:val="single" w:color="auto" w:sz="4"/>
+        </w:tblBorders>
+      </w:tblPr>
+      <w:tblGrid>
+        <w:gridCol w:w="1400"/>
+        <w:gridCol w:w="3400"/>
+        <w:gridCol w:w="4226"/>
+      </w:tblGrid>
+      <w:tr>
+        <w:tc>
+          <w:tcPr>
+            <w:tcW w:type="dxa" w:w="1400"/>
+            <w:shd w:fill="F2F2F2" w:val="clear"/>
+            <w:tcMar>
+              <w:top w:type="dxa" w:w="60"/>
+              <w:left w:type="dxa" w:w="110"/>
+              <w:bottom w:type="dxa" w:w="60"/>
+              <w:right w:type="dxa" w:w="110"/>
+            </w:tcMar>
+          </w:tcPr>
+          <w:p>
+            <w:r>
+              <w:rPr>
+                <w:rFonts w:ascii="맑은 고딕" w:cs="맑은 고딕" w:eastAsia="맑은 고딕" w:hAnsi="맑은 고딕"/>
+                <w:b/>
+                <w:bCs/>
+                <w:sz w:val="20"/>
+                <w:szCs w:val="20"/>
+              </w:rPr>
+              <w:t xml:space="preserve"/>
+            </w:r>
+          </w:p>
+        </w:tc>
+        <w:tc>
+          <w:tcPr>
+            <w:tcW w:type="dxa" w:w="3400"/>
+            <w:shd w:fill="F2F2F2" w:val="clear"/>
+            <w:tcMar>
+              <w:top w:type="dxa" w:w="60"/>
+              <w:left w:type="dxa" w:w="110"/>
+              <w:bottom w:type="dxa" w:w="60"/>
+              <w:right w:type="dxa" w:w="110"/>
+            </w:tcMar>
+          </w:tcPr>
+          <w:p>
+            <w:r>
+              <w:rPr>
+                <w:rFonts w:ascii="맑은 고딕" w:cs="맑은 고딕" w:eastAsia="맑은 고딕" w:hAnsi="맑은 고딕"/>
+                <w:b/>
+                <w:bCs/>
+                <w:sz w:val="20"/>
+                <w:szCs w:val="20"/>
+              </w:rPr>
+              <w:t xml:space="preserve">저희가 그린 것</w:t>
+            </w:r>
+          </w:p>
+        </w:tc>
+        <w:tc>
+          <w:tcPr>
+            <w:tcW w:type="dxa" w:w="4226"/>
+            <w:shd w:fill="F2F2F2" w:val="clear"/>
+            <w:tcMar>
+              <w:top w:type="dxa" w:w="60"/>
+              <w:left w:type="dxa" w:w="110"/>
+              <w:bottom w:type="dxa" w:w="60"/>
+              <w:right w:type="dxa" w:w="110"/>
+            </w:tcMar>
+          </w:tcPr>
+          <w:p>
+            <w:r>
+              <w:rPr>
+                <w:rFonts w:ascii="맑은 고딕" w:cs="맑은 고딕" w:eastAsia="맑은 고딕" w:hAnsi="맑은 고딕"/>
+                <w:b/>
+                <w:bCs/>
+                <w:sz w:val="20"/>
+                <w:szCs w:val="20"/>
+              </w:rPr>
+              <w:t xml:space="preserve">실제</w:t>
+            </w:r>
+          </w:p>
+        </w:tc>
+      </w:tr>
+      <w:tr>
+        <w:tc>
+          <w:tcPr>
+            <w:tcW w:type="dxa" w:w="1400"/>
+            <w:tcMar>
+              <w:top w:type="dxa" w:w="60"/>
+              <w:left w:type="dxa" w:w="110"/>
+              <w:bottom w:type="dxa" w:w="60"/>
+              <w:right w:type="dxa" w:w="110"/>
+            </w:tcMar>
+          </w:tcPr>
+          <w:p>
+            <w:r>
+              <w:rPr>
+                <w:rFonts w:ascii="맑은 고딕" w:cs="맑은 고딕" w:eastAsia="맑은 고딕" w:hAnsi="맑은 고딕"/>
+                <w:b w:val="false"/>
+                <w:bCs w:val="false"/>
+                <w:sz w:val="20"/>
+                <w:szCs w:val="20"/>
+              </w:rPr>
+              <w:t xml:space="preserve">원료</w:t>
+            </w:r>
+          </w:p>
+        </w:tc>
+        <w:tc>
+          <w:tcPr>
+            <w:tcW w:type="dxa" w:w="3400"/>
+            <w:tcMar>
+              <w:top w:type="dxa" w:w="60"/>
+              <w:left w:type="dxa" w:w="110"/>
+              <w:bottom w:type="dxa" w:w="60"/>
+              <w:right w:type="dxa" w:w="110"/>
+            </w:tcMar>
+          </w:tcPr>
+          <w:p>
+            <w:r>
+              <w:rPr>
+                <w:rFonts w:ascii="맑은 고딕" w:cs="맑은 고딕" w:eastAsia="맑은 고딕" w:hAnsi="맑은 고딕"/>
+                <w:b w:val="false"/>
+                <w:bCs w:val="false"/>
+                <w:sz w:val="20"/>
+                <w:szCs w:val="20"/>
+              </w:rPr>
+              <w:t xml:space="preserve">황산·소석회 (광물 유래 공정의 부재료)</w:t>
+            </w:r>
+          </w:p>
+        </w:tc>
+        <w:tc>
+          <w:tcPr>
+            <w:tcW w:type="dxa" w:w="4226"/>
+            <w:tcMar>
+              <w:top w:type="dxa" w:w="60"/>
+              <w:left w:type="dxa" w:w="110"/>
+              <w:bottom w:type="dxa" w:w="60"/>
+              <w:right w:type="dxa" w:w="110"/>
+            </w:tcMar>
+          </w:tcPr>
+          <w:p>
+            <w:r>
+              <w:rPr>
+                <w:rFonts w:ascii="맑은 고딕" w:cs="맑은 고딕" w:eastAsia="맑은 고딕" w:hAnsi="맑은 고딕"/>
+                <w:b w:val="false"/>
+                <w:bCs w:val="false"/>
+                <w:sz w:val="20"/>
+                <w:szCs w:val="20"/>
+              </w:rPr>
+              <w:t xml:space="preserve">Black Mass — 폐배터리 수거·파쇄</w:t>
+            </w:r>
+          </w:p>
+        </w:tc>
+      </w:tr>
+      <w:tr>
+        <w:tc>
+          <w:tcPr>
+            <w:tcW w:type="dxa" w:w="1400"/>
+            <w:tcMar>
+              <w:top w:type="dxa" w:w="60"/>
+              <w:left w:type="dxa" w:w="110"/>
+              <w:bottom w:type="dxa" w:w="60"/>
+              <w:right w:type="dxa" w:w="110"/>
+            </w:tcMar>
+          </w:tcPr>
+          <w:p>
+            <w:r>
+              <w:rPr>
+                <w:rFonts w:ascii="맑은 고딕" w:cs="맑은 고딕" w:eastAsia="맑은 고딕" w:hAnsi="맑은 고딕"/>
+                <w:b w:val="false"/>
+                <w:bCs w:val="false"/>
+                <w:sz w:val="20"/>
+                <w:szCs w:val="20"/>
+              </w:rPr>
+              <w:t xml:space="preserve">사업</w:t>
+            </w:r>
+          </w:p>
+        </w:tc>
+        <w:tc>
+          <w:tcPr>
+            <w:tcW w:type="dxa" w:w="3400"/>
+            <w:tcMar>
+              <w:top w:type="dxa" w:w="60"/>
+              <w:left w:type="dxa" w:w="110"/>
+              <w:bottom w:type="dxa" w:w="60"/>
+              <w:right w:type="dxa" w:w="110"/>
+            </w:tcMar>
+          </w:tcPr>
+          <w:p>
+            <w:r>
+              <w:rPr>
+                <w:rFonts w:ascii="맑은 고딕" w:cs="맑은 고딕" w:eastAsia="맑은 고딕" w:hAnsi="맑은 고딕"/>
+                <w:b w:val="false"/>
+                <w:bCs w:val="false"/>
+                <w:sz w:val="20"/>
+                <w:szCs w:val="20"/>
+              </w:rPr>
+              <w:t xml:space="preserve">전지소재(MHP → 황산니켈) 안</w:t>
+            </w:r>
+          </w:p>
+        </w:tc>
+        <w:tc>
+          <w:tcPr>
+            <w:tcW w:type="dxa" w:w="4226"/>
+            <w:tcMar>
+              <w:top w:type="dxa" w:w="60"/>
+              <w:left w:type="dxa" w:w="110"/>
+              <w:bottom w:type="dxa" w:w="60"/>
+              <w:right w:type="dxa" w:w="110"/>
+            </w:tcMar>
+          </w:tcPr>
+          <w:p>
+            <w:r>
+              <w:rPr>
+                <w:rFonts w:ascii="맑은 고딕" w:cs="맑은 고딕" w:eastAsia="맑은 고딕" w:hAnsi="맑은 고딕"/>
+                <w:b w:val="false"/>
+                <w:bCs w:val="false"/>
+                <w:sz w:val="20"/>
+                <w:szCs w:val="20"/>
+              </w:rPr>
+              <w:t xml:space="preserve">리사이클링 — 조달 경로도 공정도 다르다</w:t>
+            </w:r>
+          </w:p>
+        </w:tc>
+      </w:tr>
+    </w:tbl>
+    <w:p>
+      <w:pPr>
+        <w:spacing w:after="160"/>
+        <w:ind w:left="200"/>
+      </w:pPr>
+      <w:r>
+        <w:rPr>
+          <w:rFonts w:ascii="맑은 고딕" w:cs="맑은 고딕" w:eastAsia="맑은 고딕" w:hAnsi="맑은 고딕"/>
+          <w:color w:val="555555"/>
+          <w:sz w:val="18"/>
+          <w:szCs w:val="18"/>
+        </w:rPr>
+        <w:t xml:space="preserve">※ 저희 자료에도 이미 별도 사업으로 구상돼 있었습니다. 「AFS 순환금속 리사이클링 신사업안」에 순환소재법인·원료회수사업부·전처리공장·습식제련공장이 적혀 있고, 제품으로 「재생 구리·재생 니켈염·회수 귀금속·블랙매스 중간재」가 있습니다. 그런데 실제 데이터에는 그 사업이 없고, 리튬만 전지소재에 잘못 붙어 있습니다.</w:t>
       </w:r>
     </w:p>
     <w:tbl>
@@ -2325,7 +2587,7 @@
                 <w:sz w:val="20"/>
                 <w:szCs w:val="20"/>
               </w:rPr>
-              <w:t xml:space="preserve">실제로는 무엇이 들어갑니까 (탄산리튬? 리튬정광? 염수?)</w:t>
+              <w:t xml:space="preserve">리사이클링을 별도 사업으로 보는 것이 맞습니까 — 전지소재(MHP→황산니켈)와 나누어</w:t>
             </w:r>
           </w:p>
         </w:tc>
@@ -2374,7 +2636,7 @@
                 <w:sz w:val="20"/>
                 <w:szCs w:val="20"/>
               </w:rPr>
-              <w:t xml:space="preserve">대략 얼마나 들어갑니까 (수산화리튬 1톤당)</w:t>
+              <w:t xml:space="preserve">Black Mass에서 무엇 무엇이 나옵니까 — 니켈·코발트·리튬·망간을 함께 뽑습니까</w:t>
             </w:r>
           </w:p>
         </w:tc>
@@ -2423,7 +2685,7 @@
                 <w:sz w:val="20"/>
                 <w:szCs w:val="20"/>
               </w:rPr>
-              <w:t xml:space="preserve">애초에 이 제품을 키트에 넣는 것이 맞습니까 — 황산니켈과 공정이 많이 다르면 빼는 편이 나을 수도 있습니다</w:t>
+              <w:t xml:space="preserve">그중 수산화리튬은 어느 단계에서 나옵니까</w:t>
             </w:r>
           </w:p>
         </w:tc>
@@ -2452,7 +2714,71 @@
           </w:p>
         </w:tc>
       </w:tr>
+      <w:tr>
+        <w:tc>
+          <w:tcPr>
+            <w:tcW w:type="dxa" w:w="3400"/>
+            <w:tcMar>
+              <w:top w:type="dxa" w:w="60"/>
+              <w:left w:type="dxa" w:w="110"/>
+              <w:bottom w:type="dxa" w:w="60"/>
+              <w:right w:type="dxa" w:w="110"/>
+            </w:tcMar>
+          </w:tcPr>
+          <w:p>
+            <w:r>
+              <w:rPr>
+                <w:rFonts w:ascii="맑은 고딕" w:cs="맑은 고딕" w:eastAsia="맑은 고딕" w:hAnsi="맑은 고딕"/>
+                <w:b w:val="false"/>
+                <w:bCs w:val="false"/>
+                <w:sz w:val="20"/>
+                <w:szCs w:val="20"/>
+              </w:rPr>
+              <w:t xml:space="preserve">이 키트(전지소재)에서 수산화리튬을 빼는 것이 맞습니까</w:t>
+            </w:r>
+          </w:p>
+        </w:tc>
+        <w:tc>
+          <w:tcPr>
+            <w:tcW w:type="dxa" w:w="5626"/>
+            <w:shd w:fill="FFF2CC" w:val="clear"/>
+            <w:tcMar>
+              <w:top w:type="dxa" w:w="60"/>
+              <w:left w:type="dxa" w:w="110"/>
+              <w:bottom w:type="dxa" w:w="60"/>
+              <w:right w:type="dxa" w:w="110"/>
+            </w:tcMar>
+          </w:tcPr>
+          <w:p>
+            <w:r>
+              <w:rPr>
+                <w:rFonts w:ascii="맑은 고딕" w:cs="맑은 고딕" w:eastAsia="맑은 고딕" w:hAnsi="맑은 고딕"/>
+                <w:b w:val="false"/>
+                <w:bCs w:val="false"/>
+                <w:sz w:val="20"/>
+                <w:szCs w:val="20"/>
+              </w:rPr>
+              <w:t xml:space="preserve"/>
+            </w:r>
+          </w:p>
+        </w:tc>
+      </w:tr>
     </w:tbl>
+    <w:p>
+      <w:pPr>
+        <w:spacing w:after="160"/>
+        <w:ind w:left="200"/>
+      </w:pPr>
+      <w:r>
+        <w:rPr>
+          <w:rFonts w:ascii="맑은 고딕" w:cs="맑은 고딕" w:eastAsia="맑은 고딕" w:hAnsi="맑은 고딕"/>
+          <w:color w:val="555555"/>
+          <w:sz w:val="18"/>
+          <w:szCs w:val="18"/>
+        </w:rPr>
+        <w:t xml:space="preserve">※ 「빼는 것이 맞다」고 하시면 바로 빼겠습니다. 지금은 없는 것을 만들고 있는 데이터라 그대로 두는 것이 더 나쁩니다.</w:t>
+      </w:r>
+    </w:p>
     <w:p>
       <w:pPr>
         <w:pStyle w:val="Heading2"/>
@@ -2466,7 +2792,7 @@
           <w:sz w:val="24"/>
           <w:szCs w:val="24"/>
         </w:rPr>
-        <w:t xml:space="preserve">2.2  매출이 수산화리튬 쪽이 더 큽니다</w:t>
+        <w:t xml:space="preserve">2.2  그래서 매출 구성도 어긋나 있습니다</w:t>
       </w:r>
     </w:p>
     <w:p>
@@ -2509,7 +2835,7 @@
           <w:sz w:val="20"/>
           <w:szCs w:val="20"/>
         </w:rPr>
-        <w:t xml:space="preserve">저희는 이 키트를 「전지소재(황산니켈)」로 이름 붙였는데, 정작 매출은 리튬이 큽니다. 이름과 내용이 어긋납니다.</w:t>
+        <w:t xml:space="preserve">저희는 이 키트를 「전지소재(황산니켈)」로 이름 붙였는데, 정작 매출은 잘못 들어간 리튬이 더 큽니다.</w:t>
       </w:r>
     </w:p>
     <w:tbl>
@@ -2598,7 +2924,7 @@
                 <w:sz w:val="20"/>
                 <w:szCs w:val="20"/>
               </w:rPr>
-              <w:t xml:space="preserve">실제 비중은 어느 쪽이 큽니까</w:t>
+              <w:t xml:space="preserve">리튬을 빼면 이 키트는 황산니켈 단일 제품이 됩니다. 실제로도 그렇습니까</w:t>
             </w:r>
           </w:p>
         </w:tc>
@@ -2647,7 +2973,7 @@
                 <w:sz w:val="20"/>
                 <w:szCs w:val="20"/>
               </w:rPr>
-              <w:t xml:space="preserve">키트 이름을 무엇으로 부르는 것이 맞습니까</w:t>
+              <w:t xml:space="preserve">아니면 다른 제품이 더 있습니까 (황산코발트·전구체 등)</w:t>
             </w:r>
           </w:p>
         </w:tc>
@@ -3737,7 +4063,7 @@
                 <w:sz w:val="20"/>
                 <w:szCs w:val="20"/>
               </w:rPr>
-              <w:t xml:space="preserve"/>
+              <w:t xml:space="preserve">2.1 참고 — 여기 있으면 안 되는 것으로 보입니다</w:t>
             </w:r>
           </w:p>
         </w:tc>
@@ -5726,7 +6052,7 @@
                 <w:sz w:val="20"/>
                 <w:szCs w:val="20"/>
               </w:rPr>
-              <w:t xml:space="preserve">틀린 데이터를 바로잡습니다 — 특히 리튬 배합</w:t>
+              <w:t xml:space="preserve">틀린 데이터를 바로잡습니다 — 특히 리튬을 어느 사업에 둘지</w:t>
             </w:r>
           </w:p>
         </w:tc>

--- a/docs/decisions/전지소재 업무 내용 확인 요청.docx
+++ b/docs/decisions/전지소재 업무 내용 확인 요청.docx
@@ -14,7 +14,7 @@
           <w:sz w:val="36"/>
           <w:szCs w:val="36"/>
         </w:rPr>
-        <w:t xml:space="preserve">전지소재(황산니켈) 업무 내용 확인 요청</w:t>
+        <w:t xml:space="preserve">전지소재 업무 내용 확인 요청</w:t>
       </w:r>
     </w:p>
     <w:p>
@@ -870,7 +870,7 @@
                 <w:sz w:val="20"/>
                 <w:szCs w:val="20"/>
               </w:rPr>
-              <w:t xml:space="preserve">셋을 찾았습니다 — 그중 하나는 사업 배치가 틀린 것으로 보입니다</w:t>
+              <w:t xml:space="preserve">셋을 찾았습니다 — 그중 하나는 원료가 통째로 빠진 것입니다</w:t>
             </w:r>
           </w:p>
         </w:tc>
@@ -2134,7 +2134,7 @@
                 <w:sz w:val="20"/>
                 <w:szCs w:val="20"/>
               </w:rPr>
-              <w:t xml:space="preserve">이 사업이 황산니켈 하나라면 그것 기준으로 답해 주십시오 (리튬은 2.1 참고)</w:t>
+              <w:t xml:space="preserve">황산니켈과 수산화리튬이 서로 다른 것에 좌우됩니까 — 원료가 다르니(MHP / Black Mass)</w:t>
             </w:r>
           </w:p>
         </w:tc>
@@ -2193,7 +2193,7 @@
           <w:sz w:val="24"/>
           <w:szCs w:val="24"/>
         </w:rPr>
-        <w:t xml:space="preserve">2.1  수산화리튬을 여기 넣은 것 자체가 잘못으로 보입니다</w:t>
+        <w:t xml:space="preserve">2.1  원료가 하나 빠져 있습니다 — Black Mass</w:t>
       </w:r>
     </w:p>
     <w:p>
@@ -2236,7 +2236,7 @@
           <w:sz w:val="20"/>
           <w:szCs w:val="20"/>
         </w:rPr>
-        <w:t xml:space="preserve">리튬 원료가 없습니다.</w:t>
+        <w:t xml:space="preserve">리튬이 어디서 오는지가 없습니다. 황산과 소석회는 부재료일 뿐입니다.</w:t>
       </w:r>
     </w:p>
     <w:p>
@@ -2249,7 +2249,7 @@
           <w:sz w:val="20"/>
           <w:szCs w:val="20"/>
         </w:rPr>
-        <w:t xml:space="preserve">여쭙는 과정에서 알려 주셨습니다 — 리튬은 원료로 사 넣는 것이 아니라, 리사이클링 원료인 Black Mass(폐배터리 파쇄분)에서 뽑는다는 것입니다. 그렇다면 이것은 배합을 고칠 문제가 아니라 사업이 다른 문제입니다.</w:t>
+        <w:t xml:space="preserve">여쭙는 과정에서 알려 주셨습니다 — 리사이클 원료인 Black Mass(폐배터리 파쇄분)를 사 와서 투입하고, 그 안에 든 리튬을 생산 공정에서 추출한다는 것입니다.</w:t>
       </w:r>
     </w:p>
     <w:tbl>
@@ -2265,14 +2265,14 @@
         </w:tblBorders>
       </w:tblPr>
       <w:tblGrid>
-        <w:gridCol w:w="1400"/>
-        <w:gridCol w:w="3400"/>
-        <w:gridCol w:w="4226"/>
+        <w:gridCol w:w="1800"/>
+        <w:gridCol w:w="3200"/>
+        <w:gridCol w:w="4026"/>
       </w:tblGrid>
       <w:tr>
         <w:tc>
           <w:tcPr>
-            <w:tcW w:type="dxa" w:w="1400"/>
+            <w:tcW w:type="dxa" w:w="1800"/>
             <w:shd w:fill="F2F2F2" w:val="clear"/>
             <w:tcMar>
               <w:top w:type="dxa" w:w="60"/>
@@ -2296,7 +2296,7 @@
         </w:tc>
         <w:tc>
           <w:tcPr>
-            <w:tcW w:type="dxa" w:w="3400"/>
+            <w:tcW w:type="dxa" w:w="3200"/>
             <w:shd w:fill="F2F2F2" w:val="clear"/>
             <w:tcMar>
               <w:top w:type="dxa" w:w="60"/>
@@ -2314,13 +2314,13 @@
                 <w:sz w:val="20"/>
                 <w:szCs w:val="20"/>
               </w:rPr>
-              <w:t xml:space="preserve">저희가 그린 것</w:t>
-            </w:r>
-          </w:p>
-        </w:tc>
-        <w:tc>
-          <w:tcPr>
-            <w:tcW w:type="dxa" w:w="4226"/>
+              <w:t xml:space="preserve">지금 데이터</w:t>
+            </w:r>
+          </w:p>
+        </w:tc>
+        <w:tc>
+          <w:tcPr>
+            <w:tcW w:type="dxa" w:w="4026"/>
             <w:shd w:fill="F2F2F2" w:val="clear"/>
             <w:tcMar>
               <w:top w:type="dxa" w:w="60"/>
@@ -2346,141 +2346,141 @@
       <w:tr>
         <w:tc>
           <w:tcPr>
-            <w:tcW w:type="dxa" w:w="1400"/>
-            <w:tcMar>
-              <w:top w:type="dxa" w:w="60"/>
-              <w:left w:type="dxa" w:w="110"/>
-              <w:bottom w:type="dxa" w:w="60"/>
-              <w:right w:type="dxa" w:w="110"/>
-            </w:tcMar>
-          </w:tcPr>
-          <w:p>
-            <w:r>
-              <w:rPr>
-                <w:rFonts w:ascii="맑은 고딕" w:cs="맑은 고딕" w:eastAsia="맑은 고딕" w:hAnsi="맑은 고딕"/>
-                <w:b w:val="false"/>
-                <w:bCs w:val="false"/>
-                <w:sz w:val="20"/>
-                <w:szCs w:val="20"/>
-              </w:rPr>
-              <w:t xml:space="preserve">원료</w:t>
-            </w:r>
-          </w:p>
-        </w:tc>
-        <w:tc>
-          <w:tcPr>
-            <w:tcW w:type="dxa" w:w="3400"/>
-            <w:tcMar>
-              <w:top w:type="dxa" w:w="60"/>
-              <w:left w:type="dxa" w:w="110"/>
-              <w:bottom w:type="dxa" w:w="60"/>
-              <w:right w:type="dxa" w:w="110"/>
-            </w:tcMar>
-          </w:tcPr>
-          <w:p>
-            <w:r>
-              <w:rPr>
-                <w:rFonts w:ascii="맑은 고딕" w:cs="맑은 고딕" w:eastAsia="맑은 고딕" w:hAnsi="맑은 고딕"/>
-                <w:b w:val="false"/>
-                <w:bCs w:val="false"/>
-                <w:sz w:val="20"/>
-                <w:szCs w:val="20"/>
-              </w:rPr>
-              <w:t xml:space="preserve">황산·소석회 (광물 유래 공정의 부재료)</w:t>
-            </w:r>
-          </w:p>
-        </w:tc>
-        <w:tc>
-          <w:tcPr>
-            <w:tcW w:type="dxa" w:w="4226"/>
-            <w:tcMar>
-              <w:top w:type="dxa" w:w="60"/>
-              <w:left w:type="dxa" w:w="110"/>
-              <w:bottom w:type="dxa" w:w="60"/>
-              <w:right w:type="dxa" w:w="110"/>
-            </w:tcMar>
-          </w:tcPr>
-          <w:p>
-            <w:r>
-              <w:rPr>
-                <w:rFonts w:ascii="맑은 고딕" w:cs="맑은 고딕" w:eastAsia="맑은 고딕" w:hAnsi="맑은 고딕"/>
-                <w:b w:val="false"/>
-                <w:bCs w:val="false"/>
-                <w:sz w:val="20"/>
-                <w:szCs w:val="20"/>
-              </w:rPr>
-              <w:t xml:space="preserve">Black Mass — 폐배터리 수거·파쇄</w:t>
-            </w:r>
-          </w:p>
-        </w:tc>
-      </w:tr>
-      <w:tr>
-        <w:tc>
-          <w:tcPr>
-            <w:tcW w:type="dxa" w:w="1400"/>
-            <w:tcMar>
-              <w:top w:type="dxa" w:w="60"/>
-              <w:left w:type="dxa" w:w="110"/>
-              <w:bottom w:type="dxa" w:w="60"/>
-              <w:right w:type="dxa" w:w="110"/>
-            </w:tcMar>
-          </w:tcPr>
-          <w:p>
-            <w:r>
-              <w:rPr>
-                <w:rFonts w:ascii="맑은 고딕" w:cs="맑은 고딕" w:eastAsia="맑은 고딕" w:hAnsi="맑은 고딕"/>
-                <w:b w:val="false"/>
-                <w:bCs w:val="false"/>
-                <w:sz w:val="20"/>
-                <w:szCs w:val="20"/>
-              </w:rPr>
-              <w:t xml:space="preserve">사업</w:t>
-            </w:r>
-          </w:p>
-        </w:tc>
-        <w:tc>
-          <w:tcPr>
-            <w:tcW w:type="dxa" w:w="3400"/>
-            <w:tcMar>
-              <w:top w:type="dxa" w:w="60"/>
-              <w:left w:type="dxa" w:w="110"/>
-              <w:bottom w:type="dxa" w:w="60"/>
-              <w:right w:type="dxa" w:w="110"/>
-            </w:tcMar>
-          </w:tcPr>
-          <w:p>
-            <w:r>
-              <w:rPr>
-                <w:rFonts w:ascii="맑은 고딕" w:cs="맑은 고딕" w:eastAsia="맑은 고딕" w:hAnsi="맑은 고딕"/>
-                <w:b w:val="false"/>
-                <w:bCs w:val="false"/>
-                <w:sz w:val="20"/>
-                <w:szCs w:val="20"/>
-              </w:rPr>
-              <w:t xml:space="preserve">전지소재(MHP → 황산니켈) 안</w:t>
-            </w:r>
-          </w:p>
-        </w:tc>
-        <w:tc>
-          <w:tcPr>
-            <w:tcW w:type="dxa" w:w="4226"/>
-            <w:tcMar>
-              <w:top w:type="dxa" w:w="60"/>
-              <w:left w:type="dxa" w:w="110"/>
-              <w:bottom w:type="dxa" w:w="60"/>
-              <w:right w:type="dxa" w:w="110"/>
-            </w:tcMar>
-          </w:tcPr>
-          <w:p>
-            <w:r>
-              <w:rPr>
-                <w:rFonts w:ascii="맑은 고딕" w:cs="맑은 고딕" w:eastAsia="맑은 고딕" w:hAnsi="맑은 고딕"/>
-                <w:b w:val="false"/>
-                <w:bCs w:val="false"/>
-                <w:sz w:val="20"/>
-                <w:szCs w:val="20"/>
-              </w:rPr>
-              <w:t xml:space="preserve">리사이클링 — 조달 경로도 공정도 다르다</w:t>
+            <w:tcW w:type="dxa" w:w="1800"/>
+            <w:tcMar>
+              <w:top w:type="dxa" w:w="60"/>
+              <w:left w:type="dxa" w:w="110"/>
+              <w:bottom w:type="dxa" w:w="60"/>
+              <w:right w:type="dxa" w:w="110"/>
+            </w:tcMar>
+          </w:tcPr>
+          <w:p>
+            <w:r>
+              <w:rPr>
+                <w:rFonts w:ascii="맑은 고딕" w:cs="맑은 고딕" w:eastAsia="맑은 고딕" w:hAnsi="맑은 고딕"/>
+                <w:b w:val="false"/>
+                <w:bCs w:val="false"/>
+                <w:sz w:val="20"/>
+                <w:szCs w:val="20"/>
+              </w:rPr>
+              <w:t xml:space="preserve">리튬의 출처</w:t>
+            </w:r>
+          </w:p>
+        </w:tc>
+        <w:tc>
+          <w:tcPr>
+            <w:tcW w:type="dxa" w:w="3200"/>
+            <w:tcMar>
+              <w:top w:type="dxa" w:w="60"/>
+              <w:left w:type="dxa" w:w="110"/>
+              <w:bottom w:type="dxa" w:w="60"/>
+              <w:right w:type="dxa" w:w="110"/>
+            </w:tcMar>
+          </w:tcPr>
+          <w:p>
+            <w:r>
+              <w:rPr>
+                <w:rFonts w:ascii="맑은 고딕" w:cs="맑은 고딕" w:eastAsia="맑은 고딕" w:hAnsi="맑은 고딕"/>
+                <w:b w:val="false"/>
+                <w:bCs w:val="false"/>
+                <w:sz w:val="20"/>
+                <w:szCs w:val="20"/>
+              </w:rPr>
+              <w:t xml:space="preserve">없음</w:t>
+            </w:r>
+          </w:p>
+        </w:tc>
+        <w:tc>
+          <w:tcPr>
+            <w:tcW w:type="dxa" w:w="4026"/>
+            <w:tcMar>
+              <w:top w:type="dxa" w:w="60"/>
+              <w:left w:type="dxa" w:w="110"/>
+              <w:bottom w:type="dxa" w:w="60"/>
+              <w:right w:type="dxa" w:w="110"/>
+            </w:tcMar>
+          </w:tcPr>
+          <w:p>
+            <w:r>
+              <w:rPr>
+                <w:rFonts w:ascii="맑은 고딕" w:cs="맑은 고딕" w:eastAsia="맑은 고딕" w:hAnsi="맑은 고딕"/>
+                <w:b w:val="false"/>
+                <w:bCs w:val="false"/>
+                <w:sz w:val="20"/>
+                <w:szCs w:val="20"/>
+              </w:rPr>
+              <w:t xml:space="preserve">Black Mass — 사 오는 원료</w:t>
+            </w:r>
+          </w:p>
+        </w:tc>
+      </w:tr>
+      <w:tr>
+        <w:tc>
+          <w:tcPr>
+            <w:tcW w:type="dxa" w:w="1800"/>
+            <w:tcMar>
+              <w:top w:type="dxa" w:w="60"/>
+              <w:left w:type="dxa" w:w="110"/>
+              <w:bottom w:type="dxa" w:w="60"/>
+              <w:right w:type="dxa" w:w="110"/>
+            </w:tcMar>
+          </w:tcPr>
+          <w:p>
+            <w:r>
+              <w:rPr>
+                <w:rFonts w:ascii="맑은 고딕" w:cs="맑은 고딕" w:eastAsia="맑은 고딕" w:hAnsi="맑은 고딕"/>
+                <w:b w:val="false"/>
+                <w:bCs w:val="false"/>
+                <w:sz w:val="20"/>
+                <w:szCs w:val="20"/>
+              </w:rPr>
+              <w:t xml:space="preserve">하는 일</w:t>
+            </w:r>
+          </w:p>
+        </w:tc>
+        <w:tc>
+          <w:tcPr>
+            <w:tcW w:type="dxa" w:w="3200"/>
+            <w:tcMar>
+              <w:top w:type="dxa" w:w="60"/>
+              <w:left w:type="dxa" w:w="110"/>
+              <w:bottom w:type="dxa" w:w="60"/>
+              <w:right w:type="dxa" w:w="110"/>
+            </w:tcMar>
+          </w:tcPr>
+          <w:p>
+            <w:r>
+              <w:rPr>
+                <w:rFonts w:ascii="맑은 고딕" w:cs="맑은 고딕" w:eastAsia="맑은 고딕" w:hAnsi="맑은 고딕"/>
+                <w:b w:val="false"/>
+                <w:bCs w:val="false"/>
+                <w:sz w:val="20"/>
+                <w:szCs w:val="20"/>
+              </w:rPr>
+              <w:t xml:space="preserve">—</w:t>
+            </w:r>
+          </w:p>
+        </w:tc>
+        <w:tc>
+          <w:tcPr>
+            <w:tcW w:type="dxa" w:w="4026"/>
+            <w:tcMar>
+              <w:top w:type="dxa" w:w="60"/>
+              <w:left w:type="dxa" w:w="110"/>
+              <w:bottom w:type="dxa" w:w="60"/>
+              <w:right w:type="dxa" w:w="110"/>
+            </w:tcMar>
+          </w:tcPr>
+          <w:p>
+            <w:r>
+              <w:rPr>
+                <w:rFonts w:ascii="맑은 고딕" w:cs="맑은 고딕" w:eastAsia="맑은 고딕" w:hAnsi="맑은 고딕"/>
+                <w:b w:val="false"/>
+                <w:bCs w:val="false"/>
+                <w:sz w:val="20"/>
+                <w:szCs w:val="20"/>
+              </w:rPr>
+              <w:t xml:space="preserve">그 원료를 투입해 공정에서 추출</w:t>
             </w:r>
           </w:p>
         </w:tc>
@@ -2488,17 +2488,15 @@
     </w:tbl>
     <w:p>
       <w:pPr>
-        <w:spacing w:after="160"/>
-        <w:ind w:left="200"/>
+        <w:spacing w:after="120"/>
       </w:pPr>
       <w:r>
         <w:rPr>
           <w:rFonts w:ascii="맑은 고딕" w:cs="맑은 고딕" w:eastAsia="맑은 고딕" w:hAnsi="맑은 고딕"/>
-          <w:color w:val="555555"/>
-          <w:sz w:val="18"/>
-          <w:szCs w:val="18"/>
+          <w:sz w:val="20"/>
+          <w:szCs w:val="20"/>
         </w:rPr>
-        <w:t xml:space="preserve">※ 저희 자료에도 이미 별도 사업으로 구상돼 있었습니다. 「AFS 순환금속 리사이클링 신사업안」에 순환소재법인·원료회수사업부·전처리공장·습식제련공장이 적혀 있고, 제품으로 「재생 구리·재생 니켈염·회수 귀금속·블랙매스 중간재」가 있습니다. 그런데 실제 데이터에는 그 사업이 없고, 리튬만 전지소재에 잘못 붙어 있습니다.</w:t>
+        <w:t xml:space="preserve">그러면 고칠 것은 분명합니다 — 원료 품목 「Black Mass」를 더하고 배합에 넣는 것입니다. 그 값을 여쭙습니다.</w:t>
       </w:r>
     </w:p>
     <w:tbl>
@@ -2514,13 +2512,13 @@
         </w:tblBorders>
       </w:tblPr>
       <w:tblGrid>
-        <w:gridCol w:w="3400"/>
-        <w:gridCol w:w="5626"/>
+        <w:gridCol w:w="4200"/>
+        <w:gridCol w:w="4826"/>
       </w:tblGrid>
       <w:tr>
         <w:tc>
           <w:tcPr>
-            <w:tcW w:type="dxa" w:w="3400"/>
+            <w:tcW w:type="dxa" w:w="4200"/>
             <w:shd w:fill="F2F2F2" w:val="clear"/>
             <w:tcMar>
               <w:top w:type="dxa" w:w="60"/>
@@ -2544,7 +2542,7 @@
         </w:tc>
         <w:tc>
           <w:tcPr>
-            <w:tcW w:type="dxa" w:w="5626"/>
+            <w:tcW w:type="dxa" w:w="4826"/>
             <w:shd w:fill="F2F2F2" w:val="clear"/>
             <w:tcMar>
               <w:top w:type="dxa" w:w="60"/>
@@ -2570,30 +2568,30 @@
       <w:tr>
         <w:tc>
           <w:tcPr>
-            <w:tcW w:type="dxa" w:w="3400"/>
-            <w:tcMar>
-              <w:top w:type="dxa" w:w="60"/>
-              <w:left w:type="dxa" w:w="110"/>
-              <w:bottom w:type="dxa" w:w="60"/>
-              <w:right w:type="dxa" w:w="110"/>
-            </w:tcMar>
-          </w:tcPr>
-          <w:p>
-            <w:r>
-              <w:rPr>
-                <w:rFonts w:ascii="맑은 고딕" w:cs="맑은 고딕" w:eastAsia="맑은 고딕" w:hAnsi="맑은 고딕"/>
-                <w:b w:val="false"/>
-                <w:bCs w:val="false"/>
-                <w:sz w:val="20"/>
-                <w:szCs w:val="20"/>
-              </w:rPr>
-              <w:t xml:space="preserve">리사이클링을 별도 사업으로 보는 것이 맞습니까 — 전지소재(MHP→황산니켈)와 나누어</w:t>
-            </w:r>
-          </w:p>
-        </w:tc>
-        <w:tc>
-          <w:tcPr>
-            <w:tcW w:type="dxa" w:w="5626"/>
+            <w:tcW w:type="dxa" w:w="4200"/>
+            <w:tcMar>
+              <w:top w:type="dxa" w:w="60"/>
+              <w:left w:type="dxa" w:w="110"/>
+              <w:bottom w:type="dxa" w:w="60"/>
+              <w:right w:type="dxa" w:w="110"/>
+            </w:tcMar>
+          </w:tcPr>
+          <w:p>
+            <w:r>
+              <w:rPr>
+                <w:rFonts w:ascii="맑은 고딕" w:cs="맑은 고딕" w:eastAsia="맑은 고딕" w:hAnsi="맑은 고딕"/>
+                <w:b w:val="false"/>
+                <w:bCs w:val="false"/>
+                <w:sz w:val="20"/>
+                <w:szCs w:val="20"/>
+              </w:rPr>
+              <w:t xml:space="preserve">수산화리튬 1톤을 만들려면 Black Mass가 얼마나 듭니까</w:t>
+            </w:r>
+          </w:p>
+        </w:tc>
+        <w:tc>
+          <w:tcPr>
+            <w:tcW w:type="dxa" w:w="4826"/>
             <w:shd w:fill="FFF2CC" w:val="clear"/>
             <w:tcMar>
               <w:top w:type="dxa" w:w="60"/>
@@ -2619,30 +2617,30 @@
       <w:tr>
         <w:tc>
           <w:tcPr>
-            <w:tcW w:type="dxa" w:w="3400"/>
-            <w:tcMar>
-              <w:top w:type="dxa" w:w="60"/>
-              <w:left w:type="dxa" w:w="110"/>
-              <w:bottom w:type="dxa" w:w="60"/>
-              <w:right w:type="dxa" w:w="110"/>
-            </w:tcMar>
-          </w:tcPr>
-          <w:p>
-            <w:r>
-              <w:rPr>
-                <w:rFonts w:ascii="맑은 고딕" w:cs="맑은 고딕" w:eastAsia="맑은 고딕" w:hAnsi="맑은 고딕"/>
-                <w:b w:val="false"/>
-                <w:bCs w:val="false"/>
-                <w:sz w:val="20"/>
-                <w:szCs w:val="20"/>
-              </w:rPr>
-              <w:t xml:space="preserve">Black Mass에서 무엇 무엇이 나옵니까 — 니켈·코발트·리튬·망간을 함께 뽑습니까</w:t>
-            </w:r>
-          </w:p>
-        </w:tc>
-        <w:tc>
-          <w:tcPr>
-            <w:tcW w:type="dxa" w:w="5626"/>
+            <w:tcW w:type="dxa" w:w="4200"/>
+            <w:tcMar>
+              <w:top w:type="dxa" w:w="60"/>
+              <w:left w:type="dxa" w:w="110"/>
+              <w:bottom w:type="dxa" w:w="60"/>
+              <w:right w:type="dxa" w:w="110"/>
+            </w:tcMar>
+          </w:tcPr>
+          <w:p>
+            <w:r>
+              <w:rPr>
+                <w:rFonts w:ascii="맑은 고딕" w:cs="맑은 고딕" w:eastAsia="맑은 고딕" w:hAnsi="맑은 고딕"/>
+                <w:b w:val="false"/>
+                <w:bCs w:val="false"/>
+                <w:sz w:val="20"/>
+                <w:szCs w:val="20"/>
+              </w:rPr>
+              <w:t xml:space="preserve">Black Mass의 리튬 함량은 보통 어느 정도입니까</w:t>
+            </w:r>
+          </w:p>
+        </w:tc>
+        <w:tc>
+          <w:tcPr>
+            <w:tcW w:type="dxa" w:w="4826"/>
             <w:shd w:fill="FFF2CC" w:val="clear"/>
             <w:tcMar>
               <w:top w:type="dxa" w:w="60"/>
@@ -2668,30 +2666,30 @@
       <w:tr>
         <w:tc>
           <w:tcPr>
-            <w:tcW w:type="dxa" w:w="3400"/>
-            <w:tcMar>
-              <w:top w:type="dxa" w:w="60"/>
-              <w:left w:type="dxa" w:w="110"/>
-              <w:bottom w:type="dxa" w:w="60"/>
-              <w:right w:type="dxa" w:w="110"/>
-            </w:tcMar>
-          </w:tcPr>
-          <w:p>
-            <w:r>
-              <w:rPr>
-                <w:rFonts w:ascii="맑은 고딕" w:cs="맑은 고딕" w:eastAsia="맑은 고딕" w:hAnsi="맑은 고딕"/>
-                <w:b w:val="false"/>
-                <w:bCs w:val="false"/>
-                <w:sz w:val="20"/>
-                <w:szCs w:val="20"/>
-              </w:rPr>
-              <w:t xml:space="preserve">그중 수산화리튬은 어느 단계에서 나옵니까</w:t>
-            </w:r>
-          </w:p>
-        </w:tc>
-        <w:tc>
-          <w:tcPr>
-            <w:tcW w:type="dxa" w:w="5626"/>
+            <w:tcW w:type="dxa" w:w="4200"/>
+            <w:tcMar>
+              <w:top w:type="dxa" w:w="60"/>
+              <w:left w:type="dxa" w:w="110"/>
+              <w:bottom w:type="dxa" w:w="60"/>
+              <w:right w:type="dxa" w:w="110"/>
+            </w:tcMar>
+          </w:tcPr>
+          <w:p>
+            <w:r>
+              <w:rPr>
+                <w:rFonts w:ascii="맑은 고딕" w:cs="맑은 고딕" w:eastAsia="맑은 고딕" w:hAnsi="맑은 고딕"/>
+                <w:b w:val="false"/>
+                <w:bCs w:val="false"/>
+                <w:sz w:val="20"/>
+                <w:szCs w:val="20"/>
+              </w:rPr>
+              <w:t xml:space="preserve">Black Mass에서 리튬 말고 무엇이 더 나옵니까 — 니켈·코발트·망간도 함께 뽑습니까</w:t>
+            </w:r>
+          </w:p>
+        </w:tc>
+        <w:tc>
+          <w:tcPr>
+            <w:tcW w:type="dxa" w:w="4826"/>
             <w:shd w:fill="FFF2CC" w:val="clear"/>
             <w:tcMar>
               <w:top w:type="dxa" w:w="60"/>
@@ -2717,30 +2715,79 @@
       <w:tr>
         <w:tc>
           <w:tcPr>
-            <w:tcW w:type="dxa" w:w="3400"/>
-            <w:tcMar>
-              <w:top w:type="dxa" w:w="60"/>
-              <w:left w:type="dxa" w:w="110"/>
-              <w:bottom w:type="dxa" w:w="60"/>
-              <w:right w:type="dxa" w:w="110"/>
-            </w:tcMar>
-          </w:tcPr>
-          <w:p>
-            <w:r>
-              <w:rPr>
-                <w:rFonts w:ascii="맑은 고딕" w:cs="맑은 고딕" w:eastAsia="맑은 고딕" w:hAnsi="맑은 고딕"/>
-                <w:b w:val="false"/>
-                <w:bCs w:val="false"/>
-                <w:sz w:val="20"/>
-                <w:szCs w:val="20"/>
-              </w:rPr>
-              <w:t xml:space="preserve">이 키트(전지소재)에서 수산화리튬을 빼는 것이 맞습니까</w:t>
-            </w:r>
-          </w:p>
-        </w:tc>
-        <w:tc>
-          <w:tcPr>
-            <w:tcW w:type="dxa" w:w="5626"/>
+            <w:tcW w:type="dxa" w:w="4200"/>
+            <w:tcMar>
+              <w:top w:type="dxa" w:w="60"/>
+              <w:left w:type="dxa" w:w="110"/>
+              <w:bottom w:type="dxa" w:w="60"/>
+              <w:right w:type="dxa" w:w="110"/>
+            </w:tcMar>
+          </w:tcPr>
+          <w:p>
+            <w:r>
+              <w:rPr>
+                <w:rFonts w:ascii="맑은 고딕" w:cs="맑은 고딕" w:eastAsia="맑은 고딕" w:hAnsi="맑은 고딕"/>
+                <w:b w:val="false"/>
+                <w:bCs w:val="false"/>
+                <w:sz w:val="20"/>
+                <w:szCs w:val="20"/>
+              </w:rPr>
+              <w:t xml:space="preserve">함께 나온다면 그것들도 이 키트의 제품으로 넣어야 합니까</w:t>
+            </w:r>
+          </w:p>
+        </w:tc>
+        <w:tc>
+          <w:tcPr>
+            <w:tcW w:type="dxa" w:w="4826"/>
+            <w:shd w:fill="FFF2CC" w:val="clear"/>
+            <w:tcMar>
+              <w:top w:type="dxa" w:w="60"/>
+              <w:left w:type="dxa" w:w="110"/>
+              <w:bottom w:type="dxa" w:w="60"/>
+              <w:right w:type="dxa" w:w="110"/>
+            </w:tcMar>
+          </w:tcPr>
+          <w:p>
+            <w:r>
+              <w:rPr>
+                <w:rFonts w:ascii="맑은 고딕" w:cs="맑은 고딕" w:eastAsia="맑은 고딕" w:hAnsi="맑은 고딕"/>
+                <w:b w:val="false"/>
+                <w:bCs w:val="false"/>
+                <w:sz w:val="20"/>
+                <w:szCs w:val="20"/>
+              </w:rPr>
+              <w:t xml:space="preserve"/>
+            </w:r>
+          </w:p>
+        </w:tc>
+      </w:tr>
+      <w:tr>
+        <w:tc>
+          <w:tcPr>
+            <w:tcW w:type="dxa" w:w="4200"/>
+            <w:tcMar>
+              <w:top w:type="dxa" w:w="60"/>
+              <w:left w:type="dxa" w:w="110"/>
+              <w:bottom w:type="dxa" w:w="60"/>
+              <w:right w:type="dxa" w:w="110"/>
+            </w:tcMar>
+          </w:tcPr>
+          <w:p>
+            <w:r>
+              <w:rPr>
+                <w:rFonts w:ascii="맑은 고딕" w:cs="맑은 고딕" w:eastAsia="맑은 고딕" w:hAnsi="맑은 고딕"/>
+                <w:b w:val="false"/>
+                <w:bCs w:val="false"/>
+                <w:sz w:val="20"/>
+                <w:szCs w:val="20"/>
+              </w:rPr>
+              <w:t xml:space="preserve">Black Mass는 무엇을 기준으로 값이 정해집니까 — 들어 있는 금속 시세입니까, 별도 지표입니까</w:t>
+            </w:r>
+          </w:p>
+        </w:tc>
+        <w:tc>
+          <w:tcPr>
+            <w:tcW w:type="dxa" w:w="4826"/>
             <w:shd w:fill="FFF2CC" w:val="clear"/>
             <w:tcMar>
               <w:top w:type="dxa" w:w="60"/>
@@ -2776,9 +2823,286 @@
           <w:sz w:val="18"/>
           <w:szCs w:val="18"/>
         </w:rPr>
-        <w:t xml:space="preserve">※ 「빼는 것이 맞다」고 하시면 바로 빼겠습니다. 지금은 없는 것을 만들고 있는 데이터라 그대로 두는 것이 더 나쁩니다.</w:t>
+        <w:t xml:space="preserve">※ 저희가 헷갈렸던 것을 적어 둡니다. 처음에는 「리사이클링이 별도 사업인가」로 잘못 짚었습니다.</w:t>
       </w:r>
     </w:p>
+    <w:tbl>
+      <w:tblPr>
+        <w:tblW w:type="dxa" w:w="9026"/>
+        <w:tblBorders>
+          <w:top w:val="single" w:color="auto" w:sz="4"/>
+          <w:left w:val="single" w:color="auto" w:sz="4"/>
+          <w:bottom w:val="single" w:color="auto" w:sz="4"/>
+          <w:right w:val="single" w:color="auto" w:sz="4"/>
+          <w:insideH w:val="single" w:color="auto" w:sz="4"/>
+          <w:insideV w:val="single" w:color="auto" w:sz="4"/>
+        </w:tblBorders>
+      </w:tblPr>
+      <w:tblGrid>
+        <w:gridCol w:w="2000"/>
+        <w:gridCol w:w="7026"/>
+      </w:tblGrid>
+      <w:tr>
+        <w:tc>
+          <w:tcPr>
+            <w:tcW w:type="dxa" w:w="2000"/>
+            <w:tcMar>
+              <w:top w:type="dxa" w:w="60"/>
+              <w:left w:type="dxa" w:w="110"/>
+              <w:bottom w:type="dxa" w:w="60"/>
+              <w:right w:type="dxa" w:w="110"/>
+            </w:tcMar>
+          </w:tcPr>
+          <w:p>
+            <w:r>
+              <w:rPr>
+                <w:rFonts w:ascii="맑은 고딕" w:cs="맑은 고딕" w:eastAsia="맑은 고딕" w:hAnsi="맑은 고딕"/>
+                <w:b w:val="false"/>
+                <w:bCs w:val="false"/>
+                <w:sz w:val="20"/>
+                <w:szCs w:val="20"/>
+              </w:rPr>
+              <w:t xml:space="preserve"/>
+            </w:r>
+          </w:p>
+        </w:tc>
+        <w:tc>
+          <w:tcPr>
+            <w:tcW w:type="dxa" w:w="7026"/>
+            <w:tcMar>
+              <w:top w:type="dxa" w:w="60"/>
+              <w:left w:type="dxa" w:w="110"/>
+              <w:bottom w:type="dxa" w:w="60"/>
+              <w:right w:type="dxa" w:w="110"/>
+            </w:tcMar>
+          </w:tcPr>
+          <w:p>
+            <w:r>
+              <w:rPr>
+                <w:rFonts w:ascii="맑은 고딕" w:cs="맑은 고딕" w:eastAsia="맑은 고딕" w:hAnsi="맑은 고딕"/>
+                <w:b w:val="false"/>
+                <w:bCs w:val="false"/>
+                <w:sz w:val="20"/>
+                <w:szCs w:val="20"/>
+              </w:rPr>
+              <w:t xml:space="preserve"/>
+            </w:r>
+          </w:p>
+        </w:tc>
+      </w:tr>
+      <w:tr>
+        <w:tc>
+          <w:tcPr>
+            <w:tcW w:type="dxa" w:w="2000"/>
+            <w:tcMar>
+              <w:top w:type="dxa" w:w="60"/>
+              <w:left w:type="dxa" w:w="110"/>
+              <w:bottom w:type="dxa" w:w="60"/>
+              <w:right w:type="dxa" w:w="110"/>
+            </w:tcMar>
+          </w:tcPr>
+          <w:p>
+            <w:r>
+              <w:rPr>
+                <w:rFonts w:ascii="맑은 고딕" w:cs="맑은 고딕" w:eastAsia="맑은 고딕" w:hAnsi="맑은 고딕"/>
+                <w:b w:val="false"/>
+                <w:bCs w:val="false"/>
+                <w:sz w:val="20"/>
+                <w:szCs w:val="20"/>
+              </w:rPr>
+              <w:t xml:space="preserve">지금 이야기</w:t>
+            </w:r>
+          </w:p>
+        </w:tc>
+        <w:tc>
+          <w:tcPr>
+            <w:tcW w:type="dxa" w:w="7026"/>
+            <w:tcMar>
+              <w:top w:type="dxa" w:w="60"/>
+              <w:left w:type="dxa" w:w="110"/>
+              <w:bottom w:type="dxa" w:w="60"/>
+              <w:right w:type="dxa" w:w="110"/>
+            </w:tcMar>
+          </w:tcPr>
+          <w:p>
+            <w:r>
+              <w:rPr>
+                <w:rFonts w:ascii="맑은 고딕" w:cs="맑은 고딕" w:eastAsia="맑은 고딕" w:hAnsi="맑은 고딕"/>
+                <w:b w:val="false"/>
+                <w:bCs w:val="false"/>
+                <w:sz w:val="20"/>
+                <w:szCs w:val="20"/>
+              </w:rPr>
+              <w:t xml:space="preserve">리사이클 원료를 사 와서 전지소재 공정에 투입한다</w:t>
+            </w:r>
+          </w:p>
+        </w:tc>
+      </w:tr>
+      <w:tr>
+        <w:tc>
+          <w:tcPr>
+            <w:tcW w:type="dxa" w:w="2000"/>
+            <w:tcMar>
+              <w:top w:type="dxa" w:w="60"/>
+              <w:left w:type="dxa" w:w="110"/>
+              <w:bottom w:type="dxa" w:w="60"/>
+              <w:right w:type="dxa" w:w="110"/>
+            </w:tcMar>
+          </w:tcPr>
+          <w:p>
+            <w:r>
+              <w:rPr>
+                <w:rFonts w:ascii="맑은 고딕" w:cs="맑은 고딕" w:eastAsia="맑은 고딕" w:hAnsi="맑은 고딕"/>
+                <w:b w:val="false"/>
+                <w:bCs w:val="false"/>
+                <w:sz w:val="20"/>
+                <w:szCs w:val="20"/>
+              </w:rPr>
+              <w:t xml:space="preserve">별개의 것</w:t>
+            </w:r>
+          </w:p>
+        </w:tc>
+        <w:tc>
+          <w:tcPr>
+            <w:tcW w:type="dxa" w:w="7026"/>
+            <w:tcMar>
+              <w:top w:type="dxa" w:w="60"/>
+              <w:left w:type="dxa" w:w="110"/>
+              <w:bottom w:type="dxa" w:w="60"/>
+              <w:right w:type="dxa" w:w="110"/>
+            </w:tcMar>
+          </w:tcPr>
+          <w:p>
+            <w:r>
+              <w:rPr>
+                <w:rFonts w:ascii="맑은 고딕" w:cs="맑은 고딕" w:eastAsia="맑은 고딕" w:hAnsi="맑은 고딕"/>
+                <w:b w:val="false"/>
+                <w:bCs w:val="false"/>
+                <w:sz w:val="20"/>
+                <w:szCs w:val="20"/>
+              </w:rPr>
+              <w:t xml:space="preserve">폐배터리를 직접 수거·파쇄하는 리사이클링 사업 (저희 자료에 「AFS 순환금속 리사이클링 신사업안」으로 따로 있습니다)</w:t>
+            </w:r>
+          </w:p>
+        </w:tc>
+      </w:tr>
+    </w:tbl>
+    <w:tbl>
+      <w:tblPr>
+        <w:tblW w:type="dxa" w:w="9026"/>
+        <w:tblBorders>
+          <w:top w:val="single" w:color="auto" w:sz="4"/>
+          <w:left w:val="single" w:color="auto" w:sz="4"/>
+          <w:bottom w:val="single" w:color="auto" w:sz="4"/>
+          <w:right w:val="single" w:color="auto" w:sz="4"/>
+          <w:insideH w:val="single" w:color="auto" w:sz="4"/>
+          <w:insideV w:val="single" w:color="auto" w:sz="4"/>
+        </w:tblBorders>
+      </w:tblPr>
+      <w:tblGrid>
+        <w:gridCol w:w="4200"/>
+        <w:gridCol w:w="4826"/>
+      </w:tblGrid>
+      <w:tr>
+        <w:tc>
+          <w:tcPr>
+            <w:tcW w:type="dxa" w:w="4200"/>
+            <w:shd w:fill="F2F2F2" w:val="clear"/>
+            <w:tcMar>
+              <w:top w:type="dxa" w:w="60"/>
+              <w:left w:type="dxa" w:w="110"/>
+              <w:bottom w:type="dxa" w:w="60"/>
+              <w:right w:type="dxa" w:w="110"/>
+            </w:tcMar>
+          </w:tcPr>
+          <w:p>
+            <w:r>
+              <w:rPr>
+                <w:rFonts w:ascii="맑은 고딕" w:cs="맑은 고딕" w:eastAsia="맑은 고딕" w:hAnsi="맑은 고딕"/>
+                <w:b/>
+                <w:bCs/>
+                <w:sz w:val="20"/>
+                <w:szCs w:val="20"/>
+              </w:rPr>
+              <w:t xml:space="preserve"/>
+            </w:r>
+          </w:p>
+        </w:tc>
+        <w:tc>
+          <w:tcPr>
+            <w:tcW w:type="dxa" w:w="4826"/>
+            <w:shd w:fill="F2F2F2" w:val="clear"/>
+            <w:tcMar>
+              <w:top w:type="dxa" w:w="60"/>
+              <w:left w:type="dxa" w:w="110"/>
+              <w:bottom w:type="dxa" w:w="60"/>
+              <w:right w:type="dxa" w:w="110"/>
+            </w:tcMar>
+          </w:tcPr>
+          <w:p>
+            <w:r>
+              <w:rPr>
+                <w:rFonts w:ascii="맑은 고딕" w:cs="맑은 고딕" w:eastAsia="맑은 고딕" w:hAnsi="맑은 고딕"/>
+                <w:b/>
+                <w:bCs/>
+                <w:sz w:val="20"/>
+                <w:szCs w:val="20"/>
+              </w:rPr>
+              <w:t xml:space="preserve">답</w:t>
+            </w:r>
+          </w:p>
+        </w:tc>
+      </w:tr>
+      <w:tr>
+        <w:tc>
+          <w:tcPr>
+            <w:tcW w:type="dxa" w:w="4200"/>
+            <w:tcMar>
+              <w:top w:type="dxa" w:w="60"/>
+              <w:left w:type="dxa" w:w="110"/>
+              <w:bottom w:type="dxa" w:w="60"/>
+              <w:right w:type="dxa" w:w="110"/>
+            </w:tcMar>
+          </w:tcPr>
+          <w:p>
+            <w:r>
+              <w:rPr>
+                <w:rFonts w:ascii="맑은 고딕" w:cs="맑은 고딕" w:eastAsia="맑은 고딕" w:hAnsi="맑은 고딕"/>
+                <w:b w:val="false"/>
+                <w:bCs w:val="false"/>
+                <w:sz w:val="20"/>
+                <w:szCs w:val="20"/>
+              </w:rPr>
+              <w:t xml:space="preserve">이 구분이 맞습니까 — 원료를 사 오는 것이지 수거·파쇄를 하시는 것은 아니지요</w:t>
+            </w:r>
+          </w:p>
+        </w:tc>
+        <w:tc>
+          <w:tcPr>
+            <w:tcW w:type="dxa" w:w="4826"/>
+            <w:shd w:fill="FFF2CC" w:val="clear"/>
+            <w:tcMar>
+              <w:top w:type="dxa" w:w="60"/>
+              <w:left w:type="dxa" w:w="110"/>
+              <w:bottom w:type="dxa" w:w="60"/>
+              <w:right w:type="dxa" w:w="110"/>
+            </w:tcMar>
+          </w:tcPr>
+          <w:p>
+            <w:r>
+              <w:rPr>
+                <w:rFonts w:ascii="맑은 고딕" w:cs="맑은 고딕" w:eastAsia="맑은 고딕" w:hAnsi="맑은 고딕"/>
+                <w:b w:val="false"/>
+                <w:bCs w:val="false"/>
+                <w:sz w:val="20"/>
+                <w:szCs w:val="20"/>
+              </w:rPr>
+              <w:t xml:space="preserve"/>
+            </w:r>
+          </w:p>
+        </w:tc>
+      </w:tr>
+    </w:tbl>
     <w:p>
       <w:pPr>
         <w:pStyle w:val="Heading2"/>
@@ -2792,7 +3116,7 @@
           <w:sz w:val="24"/>
           <w:szCs w:val="24"/>
         </w:rPr>
-        <w:t xml:space="preserve">2.2  그래서 매출 구성도 어긋나 있습니다</w:t>
+        <w:t xml:space="preserve">2.2  매출 구성이 이렇습니다</w:t>
       </w:r>
     </w:p>
     <w:p>
@@ -2835,7 +3159,7 @@
           <w:sz w:val="20"/>
           <w:szCs w:val="20"/>
         </w:rPr>
-        <w:t xml:space="preserve">저희는 이 키트를 「전지소재(황산니켈)」로 이름 붙였는데, 정작 매출은 잘못 들어간 리튬이 더 큽니다.</w:t>
+        <w:t xml:space="preserve">저희는 이 키트를 「전지소재(황산니켈)」로 이름 붙였는데 매출은 리튬이 더 큽니다.</w:t>
       </w:r>
     </w:p>
     <w:tbl>
@@ -2851,13 +3175,13 @@
         </w:tblBorders>
       </w:tblPr>
       <w:tblGrid>
-        <w:gridCol w:w="3400"/>
-        <w:gridCol w:w="5626"/>
+        <w:gridCol w:w="4200"/>
+        <w:gridCol w:w="4826"/>
       </w:tblGrid>
       <w:tr>
         <w:tc>
           <w:tcPr>
-            <w:tcW w:type="dxa" w:w="3400"/>
+            <w:tcW w:type="dxa" w:w="4200"/>
             <w:shd w:fill="F2F2F2" w:val="clear"/>
             <w:tcMar>
               <w:top w:type="dxa" w:w="60"/>
@@ -2881,7 +3205,7 @@
         </w:tc>
         <w:tc>
           <w:tcPr>
-            <w:tcW w:type="dxa" w:w="5626"/>
+            <w:tcW w:type="dxa" w:w="4826"/>
             <w:shd w:fill="F2F2F2" w:val="clear"/>
             <w:tcMar>
               <w:top w:type="dxa" w:w="60"/>
@@ -2907,30 +3231,30 @@
       <w:tr>
         <w:tc>
           <w:tcPr>
-            <w:tcW w:type="dxa" w:w="3400"/>
-            <w:tcMar>
-              <w:top w:type="dxa" w:w="60"/>
-              <w:left w:type="dxa" w:w="110"/>
-              <w:bottom w:type="dxa" w:w="60"/>
-              <w:right w:type="dxa" w:w="110"/>
-            </w:tcMar>
-          </w:tcPr>
-          <w:p>
-            <w:r>
-              <w:rPr>
-                <w:rFonts w:ascii="맑은 고딕" w:cs="맑은 고딕" w:eastAsia="맑은 고딕" w:hAnsi="맑은 고딕"/>
-                <w:b w:val="false"/>
-                <w:bCs w:val="false"/>
-                <w:sz w:val="20"/>
-                <w:szCs w:val="20"/>
-              </w:rPr>
-              <w:t xml:space="preserve">리튬을 빼면 이 키트는 황산니켈 단일 제품이 됩니다. 실제로도 그렇습니까</w:t>
-            </w:r>
-          </w:p>
-        </w:tc>
-        <w:tc>
-          <w:tcPr>
-            <w:tcW w:type="dxa" w:w="5626"/>
+            <w:tcW w:type="dxa" w:w="4200"/>
+            <w:tcMar>
+              <w:top w:type="dxa" w:w="60"/>
+              <w:left w:type="dxa" w:w="110"/>
+              <w:bottom w:type="dxa" w:w="60"/>
+              <w:right w:type="dxa" w:w="110"/>
+            </w:tcMar>
+          </w:tcPr>
+          <w:p>
+            <w:r>
+              <w:rPr>
+                <w:rFonts w:ascii="맑은 고딕" w:cs="맑은 고딕" w:eastAsia="맑은 고딕" w:hAnsi="맑은 고딕"/>
+                <w:b w:val="false"/>
+                <w:bCs w:val="false"/>
+                <w:sz w:val="20"/>
+                <w:szCs w:val="20"/>
+              </w:rPr>
+              <w:t xml:space="preserve">실제 비중은 어느 쪽이 큽니까</w:t>
+            </w:r>
+          </w:p>
+        </w:tc>
+        <w:tc>
+          <w:tcPr>
+            <w:tcW w:type="dxa" w:w="4826"/>
             <w:shd w:fill="FFF2CC" w:val="clear"/>
             <w:tcMar>
               <w:top w:type="dxa" w:w="60"/>
@@ -2956,30 +3280,30 @@
       <w:tr>
         <w:tc>
           <w:tcPr>
-            <w:tcW w:type="dxa" w:w="3400"/>
-            <w:tcMar>
-              <w:top w:type="dxa" w:w="60"/>
-              <w:left w:type="dxa" w:w="110"/>
-              <w:bottom w:type="dxa" w:w="60"/>
-              <w:right w:type="dxa" w:w="110"/>
-            </w:tcMar>
-          </w:tcPr>
-          <w:p>
-            <w:r>
-              <w:rPr>
-                <w:rFonts w:ascii="맑은 고딕" w:cs="맑은 고딕" w:eastAsia="맑은 고딕" w:hAnsi="맑은 고딕"/>
-                <w:b w:val="false"/>
-                <w:bCs w:val="false"/>
-                <w:sz w:val="20"/>
-                <w:szCs w:val="20"/>
-              </w:rPr>
-              <w:t xml:space="preserve">아니면 다른 제품이 더 있습니까 (황산코발트·전구체 등)</w:t>
-            </w:r>
-          </w:p>
-        </w:tc>
-        <w:tc>
-          <w:tcPr>
-            <w:tcW w:type="dxa" w:w="5626"/>
+            <w:tcW w:type="dxa" w:w="4200"/>
+            <w:tcMar>
+              <w:top w:type="dxa" w:w="60"/>
+              <w:left w:type="dxa" w:w="110"/>
+              <w:bottom w:type="dxa" w:w="60"/>
+              <w:right w:type="dxa" w:w="110"/>
+            </w:tcMar>
+          </w:tcPr>
+          <w:p>
+            <w:r>
+              <w:rPr>
+                <w:rFonts w:ascii="맑은 고딕" w:cs="맑은 고딕" w:eastAsia="맑은 고딕" w:hAnsi="맑은 고딕"/>
+                <w:b w:val="false"/>
+                <w:bCs w:val="false"/>
+                <w:sz w:val="20"/>
+                <w:szCs w:val="20"/>
+              </w:rPr>
+              <w:t xml:space="preserve">이 사업을 뭐라고 부르는 것이 맞습니까 — 황산니켈·전지소재·배터리소재 중</w:t>
+            </w:r>
+          </w:p>
+        </w:tc>
+        <w:tc>
+          <w:tcPr>
+            <w:tcW w:type="dxa" w:w="4826"/>
             <w:shd w:fill="FFF2CC" w:val="clear"/>
             <w:tcMar>
               <w:top w:type="dxa" w:w="60"/>
@@ -4063,7 +4387,125 @@
                 <w:sz w:val="20"/>
                 <w:szCs w:val="20"/>
               </w:rPr>
-              <w:t xml:space="preserve">2.1 참고 — 여기 있으면 안 되는 것으로 보입니다</w:t>
+              <w:t xml:space="preserve"/>
+            </w:r>
+          </w:p>
+        </w:tc>
+        <w:tc>
+          <w:tcPr>
+            <w:tcW w:type="dxa" w:w="2226"/>
+            <w:shd w:fill="FFF2CC" w:val="clear"/>
+            <w:tcMar>
+              <w:top w:type="dxa" w:w="60"/>
+              <w:left w:type="dxa" w:w="110"/>
+              <w:bottom w:type="dxa" w:w="60"/>
+              <w:right w:type="dxa" w:w="110"/>
+            </w:tcMar>
+          </w:tcPr>
+          <w:p>
+            <w:r>
+              <w:rPr>
+                <w:rFonts w:ascii="맑은 고딕" w:cs="맑은 고딕" w:eastAsia="맑은 고딕" w:hAnsi="맑은 고딕"/>
+                <w:b w:val="false"/>
+                <w:bCs w:val="false"/>
+                <w:sz w:val="20"/>
+                <w:szCs w:val="20"/>
+              </w:rPr>
+              <w:t xml:space="preserve"/>
+            </w:r>
+          </w:p>
+        </w:tc>
+      </w:tr>
+      <w:tr>
+        <w:tc>
+          <w:tcPr>
+            <w:tcW w:type="dxa" w:w="1900"/>
+            <w:tcMar>
+              <w:top w:type="dxa" w:w="60"/>
+              <w:left w:type="dxa" w:w="110"/>
+              <w:bottom w:type="dxa" w:w="60"/>
+              <w:right w:type="dxa" w:w="110"/>
+            </w:tcMar>
+          </w:tcPr>
+          <w:p>
+            <w:r>
+              <w:rPr>
+                <w:rFonts w:ascii="맑은 고딕" w:cs="맑은 고딕" w:eastAsia="맑은 고딕" w:hAnsi="맑은 고딕"/>
+                <w:b w:val="false"/>
+                <w:bCs w:val="false"/>
+                <w:sz w:val="20"/>
+                <w:szCs w:val="20"/>
+              </w:rPr>
+              <w:t xml:space="preserve">(빠짐) Black Mass</w:t>
+            </w:r>
+          </w:p>
+        </w:tc>
+        <w:tc>
+          <w:tcPr>
+            <w:tcW w:type="dxa" w:w="900"/>
+            <w:tcMar>
+              <w:top w:type="dxa" w:w="60"/>
+              <w:left w:type="dxa" w:w="110"/>
+              <w:bottom w:type="dxa" w:w="60"/>
+              <w:right w:type="dxa" w:w="110"/>
+            </w:tcMar>
+          </w:tcPr>
+          <w:p>
+            <w:r>
+              <w:rPr>
+                <w:rFonts w:ascii="맑은 고딕" w:cs="맑은 고딕" w:eastAsia="맑은 고딕" w:hAnsi="맑은 고딕"/>
+                <w:b w:val="false"/>
+                <w:bCs w:val="false"/>
+                <w:sz w:val="20"/>
+                <w:szCs w:val="20"/>
+              </w:rPr>
+              <w:t xml:space="preserve">원료</w:t>
+            </w:r>
+          </w:p>
+        </w:tc>
+        <w:tc>
+          <w:tcPr>
+            <w:tcW w:type="dxa" w:w="2000"/>
+            <w:tcMar>
+              <w:top w:type="dxa" w:w="60"/>
+              <w:left w:type="dxa" w:w="110"/>
+              <w:bottom w:type="dxa" w:w="60"/>
+              <w:right w:type="dxa" w:w="110"/>
+            </w:tcMar>
+          </w:tcPr>
+          <w:p>
+            <w:r>
+              <w:rPr>
+                <w:rFonts w:ascii="맑은 고딕" w:cs="맑은 고딕" w:eastAsia="맑은 고딕" w:hAnsi="맑은 고딕"/>
+                <w:b w:val="false"/>
+                <w:bCs w:val="false"/>
+                <w:sz w:val="20"/>
+                <w:szCs w:val="20"/>
+              </w:rPr>
+              <w:t xml:space="preserve">—</w:t>
+            </w:r>
+          </w:p>
+        </w:tc>
+        <w:tc>
+          <w:tcPr>
+            <w:tcW w:type="dxa" w:w="2000"/>
+            <w:tcMar>
+              <w:top w:type="dxa" w:w="60"/>
+              <w:left w:type="dxa" w:w="110"/>
+              <w:bottom w:type="dxa" w:w="60"/>
+              <w:right w:type="dxa" w:w="110"/>
+            </w:tcMar>
+          </w:tcPr>
+          <w:p>
+            <w:r>
+              <w:rPr>
+                <w:rFonts w:ascii="맑은 고딕" w:cs="맑은 고딕" w:eastAsia="맑은 고딕" w:hAnsi="맑은 고딕"/>
+                <w:b w:val="false"/>
+                <w:bCs w:val="false"/>
+                <w:sz w:val="20"/>
+                <w:szCs w:val="20"/>
+              </w:rPr>
+              <w:t xml:space="preserve">2.1 참고 — 넣어야 합니다</w:t>
             </w:r>
           </w:p>
         </w:tc>
@@ -6052,7 +6494,7 @@
                 <w:sz w:val="20"/>
                 <w:szCs w:val="20"/>
               </w:rPr>
-              <w:t xml:space="preserve">틀린 데이터를 바로잡습니다 — 특히 리튬을 어느 사업에 둘지</w:t>
+              <w:t xml:space="preserve">틀린 데이터를 바로잡습니다 — 특히 빠진 원료(Black Mass)</w:t>
             </w:r>
           </w:p>
         </w:tc>

--- a/docs/decisions/전지소재 업무 내용 확인 요청.docx
+++ b/docs/decisions/전지소재 업무 내용 확인 요청.docx
@@ -870,7 +870,7 @@
                 <w:sz w:val="20"/>
                 <w:szCs w:val="20"/>
               </w:rPr>
-              <w:t xml:space="preserve">셋을 찾았습니다 — 그중 하나는 원료가 통째로 빠진 것입니다</w:t>
+              <w:t xml:space="preserve">그중 하나(빠진 원료)는 알려 주신 대로 고쳤고, 값만 확인이 필요합니다</w:t>
             </w:r>
           </w:p>
         </w:tc>
@@ -2193,7 +2193,7 @@
           <w:sz w:val="24"/>
           <w:szCs w:val="24"/>
         </w:rPr>
-        <w:t xml:space="preserve">2.1  원료가 하나 빠져 있습니다 — Black Mass</w:t>
+        <w:t xml:space="preserve">2.1  Black Mass를 넣었습니다 — 값이 맞는지 봐 주십시오</w:t>
       </w:r>
     </w:p>
     <w:p>
@@ -2206,7 +2206,7 @@
           <w:sz w:val="20"/>
           <w:szCs w:val="20"/>
         </w:rPr>
-        <w:t xml:space="preserve">지금 배합이 이렇습니다.</w:t>
+        <w:t xml:space="preserve">원래 배합에 리튬이 어디서 오는지가 없었습니다. 황산과 소석회는 부재료일 뿐입니다.</w:t>
       </w:r>
     </w:p>
     <w:p>
@@ -2221,7 +2221,48 @@
           <w:sz w:val="18"/>
           <w:szCs w:val="18"/>
         </w:rPr>
-        <w:t xml:space="preserve">수산화리튬 1톤  ←  황산 0.12톤  +  소석회 0.05톤</w:t>
+        <w:t xml:space="preserve">(고치기 전)  수산화리튬 1톤  ←  황산 0.12톤 + 소석회 0.05톤</w:t>
+      </w:r>
+    </w:p>
+    <w:p>
+      <w:pPr>
+        <w:spacing w:after="120"/>
+      </w:pPr>
+      <w:r>
+        <w:rPr>
+          <w:rFonts w:ascii="맑은 고딕" w:cs="맑은 고딕" w:eastAsia="맑은 고딕" w:hAnsi="맑은 고딕"/>
+          <w:sz w:val="20"/>
+          <w:szCs w:val="20"/>
+        </w:rPr>
+        <w:t xml:space="preserve">여쭙는 과정에서 알려 주셨습니다 — 리사이클 원료인 Black Mass(폐배터리 파쇄분)를 사 와서 투입하고, 그 안에 든 리튬을 생산 공정에서 추출한다는 것입니다. 그대로 반영했습니다.</w:t>
+      </w:r>
+    </w:p>
+    <w:p>
+      <w:pPr>
+        <w:shd w:fill="F2F2F2" w:val="clear"/>
+        <w:spacing w:after="160"/>
+        <w:ind w:left="340"/>
+      </w:pPr>
+      <w:r>
+        <w:rPr>
+          <w:rFonts w:ascii="D2Coding" w:cs="D2Coding" w:eastAsia="D2Coding" w:hAnsi="D2Coding"/>
+          <w:sz w:val="18"/>
+          <w:szCs w:val="18"/>
+        </w:rPr>
+        <w:t xml:space="preserve">(지금)  수산화리튬 1톤  ←  Black Mass 5.20톤 + 황산 0.12톤 + 소석회 0.05톤</w:t>
+      </w:r>
+    </w:p>
+    <w:p>
+      <w:pPr>
+        <w:spacing w:after="120"/>
+      </w:pPr>
+      <w:r>
+        <w:rPr>
+          <w:rFonts w:ascii="맑은 고딕" w:cs="맑은 고딕" w:eastAsia="맑은 고딕" w:hAnsi="맑은 고딕"/>
+          <w:sz w:val="20"/>
+          <w:szCs w:val="20"/>
+        </w:rPr>
+        <w:t xml:space="preserve">원료로 등록했고(등급 LI_4PCT), 구매계약·발주·생산투입·재고까지 755행에 걸쳐 실제로 돌아갑니다.</w:t>
       </w:r>
     </w:p>
     <w:p>
@@ -2236,7 +2277,7 @@
           <w:sz w:val="20"/>
           <w:szCs w:val="20"/>
         </w:rPr>
-        <w:t xml:space="preserve">리튬이 어디서 오는지가 없습니다. 황산과 소석회는 부재료일 뿐입니다.</w:t>
+        <w:t xml:space="preserve">다만 숫자는 저희가 계산한 초안입니다.</w:t>
       </w:r>
     </w:p>
     <w:p>
@@ -2249,254 +2290,22 @@
           <w:sz w:val="20"/>
           <w:szCs w:val="20"/>
         </w:rPr>
-        <w:t xml:space="preserve">여쭙는 과정에서 알려 주셨습니다 — 리사이클 원료인 Black Mass(폐배터리 파쇄분)를 사 와서 투입하고, 그 안에 든 리튬을 생산 공정에서 추출한다는 것입니다.</w:t>
+        <w:t xml:space="preserve">수산화리튬 1톤에 든 Li가 165kg(16.5%)이고, Black Mass의 Li 함량 4% · 회수율 80%로 보면 165 ÷ (0.04 × 0.8) ≈ 5.2톤이라고 잡았습니다.</w:t>
       </w:r>
     </w:p>
-    <w:tbl>
-      <w:tblPr>
-        <w:tblW w:type="dxa" w:w="9026"/>
-        <w:tblBorders>
-          <w:top w:val="single" w:color="auto" w:sz="4"/>
-          <w:left w:val="single" w:color="auto" w:sz="4"/>
-          <w:bottom w:val="single" w:color="auto" w:sz="4"/>
-          <w:right w:val="single" w:color="auto" w:sz="4"/>
-          <w:insideH w:val="single" w:color="auto" w:sz="4"/>
-          <w:insideV w:val="single" w:color="auto" w:sz="4"/>
-        </w:tblBorders>
-      </w:tblPr>
-      <w:tblGrid>
-        <w:gridCol w:w="1800"/>
-        <w:gridCol w:w="3200"/>
-        <w:gridCol w:w="4026"/>
-      </w:tblGrid>
-      <w:tr>
-        <w:tc>
-          <w:tcPr>
-            <w:tcW w:type="dxa" w:w="1800"/>
-            <w:shd w:fill="F2F2F2" w:val="clear"/>
-            <w:tcMar>
-              <w:top w:type="dxa" w:w="60"/>
-              <w:left w:type="dxa" w:w="110"/>
-              <w:bottom w:type="dxa" w:w="60"/>
-              <w:right w:type="dxa" w:w="110"/>
-            </w:tcMar>
-          </w:tcPr>
-          <w:p>
-            <w:r>
-              <w:rPr>
-                <w:rFonts w:ascii="맑은 고딕" w:cs="맑은 고딕" w:eastAsia="맑은 고딕" w:hAnsi="맑은 고딕"/>
-                <w:b/>
-                <w:bCs/>
-                <w:sz w:val="20"/>
-                <w:szCs w:val="20"/>
-              </w:rPr>
-              <w:t xml:space="preserve"/>
-            </w:r>
-          </w:p>
-        </w:tc>
-        <w:tc>
-          <w:tcPr>
-            <w:tcW w:type="dxa" w:w="3200"/>
-            <w:shd w:fill="F2F2F2" w:val="clear"/>
-            <w:tcMar>
-              <w:top w:type="dxa" w:w="60"/>
-              <w:left w:type="dxa" w:w="110"/>
-              <w:bottom w:type="dxa" w:w="60"/>
-              <w:right w:type="dxa" w:w="110"/>
-            </w:tcMar>
-          </w:tcPr>
-          <w:p>
-            <w:r>
-              <w:rPr>
-                <w:rFonts w:ascii="맑은 고딕" w:cs="맑은 고딕" w:eastAsia="맑은 고딕" w:hAnsi="맑은 고딕"/>
-                <w:b/>
-                <w:bCs/>
-                <w:sz w:val="20"/>
-                <w:szCs w:val="20"/>
-              </w:rPr>
-              <w:t xml:space="preserve">지금 데이터</w:t>
-            </w:r>
-          </w:p>
-        </w:tc>
-        <w:tc>
-          <w:tcPr>
-            <w:tcW w:type="dxa" w:w="4026"/>
-            <w:shd w:fill="F2F2F2" w:val="clear"/>
-            <w:tcMar>
-              <w:top w:type="dxa" w:w="60"/>
-              <w:left w:type="dxa" w:w="110"/>
-              <w:bottom w:type="dxa" w:w="60"/>
-              <w:right w:type="dxa" w:w="110"/>
-            </w:tcMar>
-          </w:tcPr>
-          <w:p>
-            <w:r>
-              <w:rPr>
-                <w:rFonts w:ascii="맑은 고딕" w:cs="맑은 고딕" w:eastAsia="맑은 고딕" w:hAnsi="맑은 고딕"/>
-                <w:b/>
-                <w:bCs/>
-                <w:sz w:val="20"/>
-                <w:szCs w:val="20"/>
-              </w:rPr>
-              <w:t xml:space="preserve">실제</w:t>
-            </w:r>
-          </w:p>
-        </w:tc>
-      </w:tr>
-      <w:tr>
-        <w:tc>
-          <w:tcPr>
-            <w:tcW w:type="dxa" w:w="1800"/>
-            <w:tcMar>
-              <w:top w:type="dxa" w:w="60"/>
-              <w:left w:type="dxa" w:w="110"/>
-              <w:bottom w:type="dxa" w:w="60"/>
-              <w:right w:type="dxa" w:w="110"/>
-            </w:tcMar>
-          </w:tcPr>
-          <w:p>
-            <w:r>
-              <w:rPr>
-                <w:rFonts w:ascii="맑은 고딕" w:cs="맑은 고딕" w:eastAsia="맑은 고딕" w:hAnsi="맑은 고딕"/>
-                <w:b w:val="false"/>
-                <w:bCs w:val="false"/>
-                <w:sz w:val="20"/>
-                <w:szCs w:val="20"/>
-              </w:rPr>
-              <w:t xml:space="preserve">리튬의 출처</w:t>
-            </w:r>
-          </w:p>
-        </w:tc>
-        <w:tc>
-          <w:tcPr>
-            <w:tcW w:type="dxa" w:w="3200"/>
-            <w:tcMar>
-              <w:top w:type="dxa" w:w="60"/>
-              <w:left w:type="dxa" w:w="110"/>
-              <w:bottom w:type="dxa" w:w="60"/>
-              <w:right w:type="dxa" w:w="110"/>
-            </w:tcMar>
-          </w:tcPr>
-          <w:p>
-            <w:r>
-              <w:rPr>
-                <w:rFonts w:ascii="맑은 고딕" w:cs="맑은 고딕" w:eastAsia="맑은 고딕" w:hAnsi="맑은 고딕"/>
-                <w:b w:val="false"/>
-                <w:bCs w:val="false"/>
-                <w:sz w:val="20"/>
-                <w:szCs w:val="20"/>
-              </w:rPr>
-              <w:t xml:space="preserve">없음</w:t>
-            </w:r>
-          </w:p>
-        </w:tc>
-        <w:tc>
-          <w:tcPr>
-            <w:tcW w:type="dxa" w:w="4026"/>
-            <w:tcMar>
-              <w:top w:type="dxa" w:w="60"/>
-              <w:left w:type="dxa" w:w="110"/>
-              <w:bottom w:type="dxa" w:w="60"/>
-              <w:right w:type="dxa" w:w="110"/>
-            </w:tcMar>
-          </w:tcPr>
-          <w:p>
-            <w:r>
-              <w:rPr>
-                <w:rFonts w:ascii="맑은 고딕" w:cs="맑은 고딕" w:eastAsia="맑은 고딕" w:hAnsi="맑은 고딕"/>
-                <w:b w:val="false"/>
-                <w:bCs w:val="false"/>
-                <w:sz w:val="20"/>
-                <w:szCs w:val="20"/>
-              </w:rPr>
-              <w:t xml:space="preserve">Black Mass — 사 오는 원료</w:t>
-            </w:r>
-          </w:p>
-        </w:tc>
-      </w:tr>
-      <w:tr>
-        <w:tc>
-          <w:tcPr>
-            <w:tcW w:type="dxa" w:w="1800"/>
-            <w:tcMar>
-              <w:top w:type="dxa" w:w="60"/>
-              <w:left w:type="dxa" w:w="110"/>
-              <w:bottom w:type="dxa" w:w="60"/>
-              <w:right w:type="dxa" w:w="110"/>
-            </w:tcMar>
-          </w:tcPr>
-          <w:p>
-            <w:r>
-              <w:rPr>
-                <w:rFonts w:ascii="맑은 고딕" w:cs="맑은 고딕" w:eastAsia="맑은 고딕" w:hAnsi="맑은 고딕"/>
-                <w:b w:val="false"/>
-                <w:bCs w:val="false"/>
-                <w:sz w:val="20"/>
-                <w:szCs w:val="20"/>
-              </w:rPr>
-              <w:t xml:space="preserve">하는 일</w:t>
-            </w:r>
-          </w:p>
-        </w:tc>
-        <w:tc>
-          <w:tcPr>
-            <w:tcW w:type="dxa" w:w="3200"/>
-            <w:tcMar>
-              <w:top w:type="dxa" w:w="60"/>
-              <w:left w:type="dxa" w:w="110"/>
-              <w:bottom w:type="dxa" w:w="60"/>
-              <w:right w:type="dxa" w:w="110"/>
-            </w:tcMar>
-          </w:tcPr>
-          <w:p>
-            <w:r>
-              <w:rPr>
-                <w:rFonts w:ascii="맑은 고딕" w:cs="맑은 고딕" w:eastAsia="맑은 고딕" w:hAnsi="맑은 고딕"/>
-                <w:b w:val="false"/>
-                <w:bCs w:val="false"/>
-                <w:sz w:val="20"/>
-                <w:szCs w:val="20"/>
-              </w:rPr>
-              <w:t xml:space="preserve">—</w:t>
-            </w:r>
-          </w:p>
-        </w:tc>
-        <w:tc>
-          <w:tcPr>
-            <w:tcW w:type="dxa" w:w="4026"/>
-            <w:tcMar>
-              <w:top w:type="dxa" w:w="60"/>
-              <w:left w:type="dxa" w:w="110"/>
-              <w:bottom w:type="dxa" w:w="60"/>
-              <w:right w:type="dxa" w:w="110"/>
-            </w:tcMar>
-          </w:tcPr>
-          <w:p>
-            <w:r>
-              <w:rPr>
-                <w:rFonts w:ascii="맑은 고딕" w:cs="맑은 고딕" w:eastAsia="맑은 고딕" w:hAnsi="맑은 고딕"/>
-                <w:b w:val="false"/>
-                <w:bCs w:val="false"/>
-                <w:sz w:val="20"/>
-                <w:szCs w:val="20"/>
-              </w:rPr>
-              <w:t xml:space="preserve">그 원료를 투입해 공정에서 추출</w:t>
-            </w:r>
-          </w:p>
-        </w:tc>
-      </w:tr>
-    </w:tbl>
     <w:p>
       <w:pPr>
-        <w:spacing w:after="120"/>
+        <w:spacing w:after="160"/>
+        <w:ind w:left="200"/>
       </w:pPr>
       <w:r>
         <w:rPr>
           <w:rFonts w:ascii="맑은 고딕" w:cs="맑은 고딕" w:eastAsia="맑은 고딕" w:hAnsi="맑은 고딕"/>
-          <w:sz w:val="20"/>
-          <w:szCs w:val="20"/>
+          <w:color w:val="555555"/>
+          <w:sz w:val="18"/>
+          <w:szCs w:val="18"/>
         </w:rPr>
-        <w:t xml:space="preserve">그러면 고칠 것은 분명합니다 — 원료 품목 「Black Mass」를 더하고 배합에 넣는 것입니다. 그 값을 여쭙습니다.</w:t>
+        <w:t xml:space="preserve">※ 이 계산은 리튬만 기준입니다. 같은 Black Mass에서 니켈·코발트도 함께 나온다면, 투입량을 리튬 하나에 전부 귀속시키는 것은 과합니다. 그 배분이 이 물음의 핵심입니다.</w:t>
       </w:r>
     </w:p>
     <w:tbl>
@@ -2585,7 +2394,7 @@
                 <w:sz w:val="20"/>
                 <w:szCs w:val="20"/>
               </w:rPr>
-              <w:t xml:space="preserve">수산화리튬 1톤을 만들려면 Black Mass가 얼마나 듭니까</w:t>
+              <w:t xml:space="preserve">5.2톤이 맞습니까 — 수산화리튬 1톤당</w:t>
             </w:r>
           </w:p>
         </w:tc>
@@ -2634,7 +2443,7 @@
                 <w:sz w:val="20"/>
                 <w:szCs w:val="20"/>
               </w:rPr>
-              <w:t xml:space="preserve">Black Mass의 리튬 함량은 보통 어느 정도입니까</w:t>
+              <w:t xml:space="preserve">Li 함량 4% · 회수율 80%로 잡았는데 맞습니까</w:t>
             </w:r>
           </w:p>
         </w:tc>
@@ -4436,7 +4245,7 @@
                 <w:sz w:val="20"/>
                 <w:szCs w:val="20"/>
               </w:rPr>
-              <w:t xml:space="preserve">(빠짐) Black Mass</w:t>
+              <w:t xml:space="preserve">Black Mass(폐배터리 파쇄분)</w:t>
             </w:r>
           </w:p>
         </w:tc>
@@ -4482,7 +4291,7 @@
                 <w:sz w:val="20"/>
                 <w:szCs w:val="20"/>
               </w:rPr>
-              <w:t xml:space="preserve">—</w:t>
+              <w:t xml:space="preserve">LI_4PCT</w:t>
             </w:r>
           </w:p>
         </w:tc>
@@ -4505,7 +4314,7 @@
                 <w:sz w:val="20"/>
                 <w:szCs w:val="20"/>
               </w:rPr>
-              <w:t xml:space="preserve">2.1 참고 — 넣어야 합니다</w:t>
+              <w:t xml:space="preserve">2.1에서 넣었습니다 — 등급 표기가 맞습니까</w:t>
             </w:r>
           </w:p>
         </w:tc>
@@ -6494,7 +6303,7 @@
                 <w:sz w:val="20"/>
                 <w:szCs w:val="20"/>
               </w:rPr>
-              <w:t xml:space="preserve">틀린 데이터를 바로잡습니다 — 특히 빠진 원료(Black Mass)</w:t>
+              <w:t xml:space="preserve">틀린 데이터를 바로잡습니다 — 특히 Black Mass 배합비</w:t>
             </w:r>
           </w:p>
         </w:tc>

--- a/docs/decisions/전지소재 업무 내용 확인 요청.docx
+++ b/docs/decisions/전지소재 업무 내용 확인 요청.docx
@@ -2956,6 +2956,21 @@
           <w:szCs w:val="18"/>
         </w:rPr>
         <w:t xml:space="preserve">황산니켈    42.8 %</w:t>
+      </w:r>
+    </w:p>
+    <w:p>
+      <w:pPr>
+        <w:spacing w:after="160"/>
+        <w:ind w:left="200"/>
+      </w:pPr>
+      <w:r>
+        <w:rPr>
+          <w:rFonts w:ascii="맑은 고딕" w:cs="맑은 고딕" w:eastAsia="맑은 고딕" w:hAnsi="맑은 고딕"/>
+          <w:color w:val="555555"/>
+          <w:sz w:val="18"/>
+          <w:szCs w:val="18"/>
+        </w:rPr>
+        <w:t xml:space="preserve">※ 데이터를 여시면 다르게 보입니다. 위 비중은 실제 품목끼리만 계산한 것입니다. 키트에는 데이터 양을 채우려고 넣은 이름 없는 완제품(MAT-FI-0011 같은 것) 35 종이 함께 들어 있고, 그것이 전체 매출의 95% 를 차지합니다. 그것은 무시하고 보십시오 — 산업과 무관한 자리 채우기입니다.</w:t>
       </w:r>
     </w:p>
     <w:p>

--- a/docs/decisions/전지소재 업무 내용 확인 요청.docx
+++ b/docs/decisions/전지소재 업무 내용 확인 요청.docx
@@ -2940,7 +2940,22 @@
           <w:sz w:val="18"/>
           <w:szCs w:val="18"/>
         </w:rPr>
-        <w:t xml:space="preserve">수산화리튬  57.2 %</w:t>
+        <w:t xml:space="preserve">수산화리튬       55.7 %</w:t>
+      </w:r>
+    </w:p>
+    <w:p>
+      <w:pPr>
+        <w:shd w:fill="F2F2F2" w:val="clear"/>
+        <w:spacing w:after="0"/>
+        <w:ind w:left="340"/>
+      </w:pPr>
+      <w:r>
+        <w:rPr>
+          <w:rFonts w:ascii="D2Coding" w:cs="D2Coding" w:eastAsia="D2Coding" w:hAnsi="D2Coding"/>
+          <w:sz w:val="18"/>
+          <w:szCs w:val="18"/>
+        </w:rPr>
+        <w:t xml:space="preserve">황산니켈         41.9 %</w:t>
       </w:r>
     </w:p>
     <w:p>
@@ -2955,22 +2970,7 @@
           <w:sz w:val="18"/>
           <w:szCs w:val="18"/>
         </w:rPr>
-        <w:t xml:space="preserve">황산니켈    42.8 %</w:t>
-      </w:r>
-    </w:p>
-    <w:p>
-      <w:pPr>
-        <w:spacing w:after="160"/>
-        <w:ind w:left="200"/>
-      </w:pPr>
-      <w:r>
-        <w:rPr>
-          <w:rFonts w:ascii="맑은 고딕" w:cs="맑은 고딕" w:eastAsia="맑은 고딕" w:hAnsi="맑은 고딕"/>
-          <w:color w:val="555555"/>
-          <w:sz w:val="18"/>
-          <w:szCs w:val="18"/>
-        </w:rPr>
-        <w:t xml:space="preserve">※ 데이터를 여시면 다르게 보입니다. 위 비중은 실제 품목끼리만 계산한 것입니다. 키트에는 데이터 양을 채우려고 넣은 이름 없는 완제품(MAT-FI-0011 같은 것) 35 종이 함께 들어 있고, 그것이 전체 매출의 95% 를 차지합니다. 그것은 무시하고 보십시오 — 산업과 무관한 자리 채우기입니다.</w:t>
+        <w:t xml:space="preserve">그 밖의 제품      2.4 %   ← 볼륨을 채우려고 넣은 이름 없는 품목 35 종입니다</w:t>
       </w:r>
     </w:p>
     <w:p>
